--- a/a7/packages/A7 Unit 3 - Exponents and Scientific Notation/Assessments/A7 3  Unit Assessment.docx
+++ b/a7/packages/A7 Unit 3 - Exponents and Scientific Notation/Assessments/A7 3  Unit Assessment.docx
@@ -70,7 +70,7 @@
                 <w:color w:val="6B6B6B"/>
                 <w:sz w:val="19"/>
               </w:rPr>
-              <w:t>39 points  ·  two class periods</w:t>
+              <w:t>41 points</w:t>
             </w:r>
           </w:p>
         </w:tc>
@@ -187,22 +187,21 @@
     </w:p>
     <w:p>
       <w:pPr>
-        <w:keepNext/>
-        <w:spacing w:before="40" w:after="40"/>
+        <w:spacing w:before="0" w:after="60"/>
       </w:pPr>
       <w:r>
         <w:rPr>
           <w:b/>
           <w:i w:val="0"/>
           <w:color w:val="1A1A1A"/>
-          <w:sz w:val="24"/>
+          <w:sz w:val="20"/>
         </w:rPr>
-        <w:t>Day 1</w:t>
+        <w:t>This assessment runs over two class periods. Stop when the period ends; you will continue from where you stopped.</w:t>
       </w:r>
     </w:p>
     <w:p>
       <w:pPr>
-        <w:spacing w:before="0" w:after="80"/>
+        <w:spacing w:before="0" w:after="160"/>
       </w:pPr>
       <w:r>
         <w:rPr>
@@ -211,7 +210,7 @@
           <w:color w:val="6B6B6B"/>
           <w:sz w:val="19"/>
         </w:rPr>
-        <w:t>Sections 1 and 2 — numerical bases   ·   19 points</w:t>
+        <w:t>If an earlier part is wrong, a later part still earns its point when the right operation is applied to your own earlier answer — but only if that work is on the page.</w:t>
       </w:r>
     </w:p>
     <w:p>
@@ -1433,7 +1432,7 @@
           <w:color w:val="6B6B6B"/>
           <w:sz w:val="19"/>
         </w:rPr>
-        <w:t>10 points</w:t>
+        <w:t>11 points</w:t>
       </w:r>
     </w:p>
     <w:tbl>
@@ -3017,38 +3016,177 @@
         </w:rPr>
       </w:r>
     </w:p>
-    <w:p>
-      <w:r>
-        <w:br w:type="page"/>
-      </w:r>
-    </w:p>
+    <w:tbl>
+      <w:tblPr>
+        <w:tblLayout w:type="fixed"/>
+        <w:tblLook w:firstColumn="1" w:firstRow="1" w:lastColumn="0" w:lastRow="0" w:noHBand="0" w:noVBand="1" w:val="04A0"/>
+        <w:tblLayout w:type="fixed"/>
+        <w:tblW w:w="9360" w:type="dxa"/>
+      </w:tblPr>
+      <w:tblGrid>
+        <w:gridCol w:w="9360"/>
+      </w:tblGrid>
+      <w:tr>
+        <w:trPr>
+          <w:cantSplit/>
+        </w:trPr>
+        <w:tc>
+          <w:tcPr>
+            <w:tcW w:type="dxa" w:w="9360"/>
+            <w:tcBorders>
+              <w:top w:val="nil"/>
+              <w:left w:val="nil"/>
+              <w:bottom w:val="nil"/>
+              <w:right w:val="nil"/>
+            </w:tcBorders>
+            <w:tcMar>
+              <w:top w:w="0" w:type="dxa"/>
+              <w:left w:w="0" w:type="dxa"/>
+              <w:bottom w:w="0" w:type="dxa"/>
+              <w:right w:w="0" w:type="dxa"/>
+            </w:tcMar>
+          </w:tcPr>
+          <w:p>
+            <w:pPr>
+              <w:spacing w:before="200" w:after="120"/>
+              <w:ind w:left="420" w:hanging="420"/>
+              <w:tabs>
+                <w:tab w:val="right" w:pos="9360"/>
+              </w:tabs>
+            </w:pPr>
+            <w:r>
+              <w:rPr>
+                <w:b/>
+                <w:i w:val="0"/>
+                <w:color w:val="1A1A1A"/>
+                <w:sz w:val="22"/>
+              </w:rPr>
+              <w:t xml:space="preserve">10.   </w:t>
+            </w:r>
+            <w:r>
+              <w:rPr>
+                <w:b w:val="0"/>
+                <w:i w:val="0"/>
+                <w:color w:val="1A1A1A"/>
+                <w:sz w:val="22"/>
+              </w:rPr>
+              <w:t xml:space="preserve">Which is greater,  </w:t>
+            </w:r>
+            <w:r>
+              <w:drawing>
+                <wp:inline xmlns:a="http://schemas.openxmlformats.org/drawingml/2006/main" xmlns:pic="http://schemas.openxmlformats.org/drawingml/2006/picture">
+                  <wp:extent cx="210312" cy="140208"/>
+                  <wp:docPr id="35" name="Picture 35"/>
+                  <wp:cNvGraphicFramePr>
+                    <a:graphicFrameLocks noChangeAspect="1"/>
+                  </wp:cNvGraphicFramePr>
+                  <a:graphic>
+                    <a:graphicData uri="http://schemas.openxmlformats.org/drawingml/2006/picture">
+                      <pic:pic>
+                        <pic:nvPicPr>
+                          <pic:cNvPr id="0" name="c3f1b23ff93e0772.png"/>
+                          <pic:cNvPicPr/>
+                        </pic:nvPicPr>
+                        <pic:blipFill>
+                          <a:blip r:embed="rId43"/>
+                          <a:stretch>
+                            <a:fillRect/>
+                          </a:stretch>
+                        </pic:blipFill>
+                        <pic:spPr>
+                          <a:xfrm>
+                            <a:off x="0" y="0"/>
+                            <a:ext cx="210312" cy="140208"/>
+                          </a:xfrm>
+                          <a:prstGeom prst="rect"/>
+                        </pic:spPr>
+                      </pic:pic>
+                    </a:graphicData>
+                  </a:graphic>
+                </wp:inline>
+              </w:drawing>
+            </w:r>
+            <w:r>
+              <w:rPr>
+                <w:b w:val="0"/>
+                <w:i w:val="0"/>
+                <w:color w:val="1A1A1A"/>
+                <w:sz w:val="22"/>
+              </w:rPr>
+              <w:t xml:space="preserve">  or  </w:t>
+            </w:r>
+            <w:r>
+              <w:drawing>
+                <wp:inline xmlns:a="http://schemas.openxmlformats.org/drawingml/2006/main" xmlns:pic="http://schemas.openxmlformats.org/drawingml/2006/picture">
+                  <wp:extent cx="210312" cy="143256"/>
+                  <wp:docPr id="36" name="Picture 36"/>
+                  <wp:cNvGraphicFramePr>
+                    <a:graphicFrameLocks noChangeAspect="1"/>
+                  </wp:cNvGraphicFramePr>
+                  <a:graphic>
+                    <a:graphicData uri="http://schemas.openxmlformats.org/drawingml/2006/picture">
+                      <pic:pic>
+                        <pic:nvPicPr>
+                          <pic:cNvPr id="0" name="caa3c22aa57edce6.png"/>
+                          <pic:cNvPicPr/>
+                        </pic:nvPicPr>
+                        <pic:blipFill>
+                          <a:blip r:embed="rId41"/>
+                          <a:stretch>
+                            <a:fillRect/>
+                          </a:stretch>
+                        </pic:blipFill>
+                        <pic:spPr>
+                          <a:xfrm>
+                            <a:off x="0" y="0"/>
+                            <a:ext cx="210312" cy="143256"/>
+                          </a:xfrm>
+                          <a:prstGeom prst="rect"/>
+                        </pic:spPr>
+                      </pic:pic>
+                    </a:graphicData>
+                  </a:graphic>
+                </wp:inline>
+              </w:drawing>
+            </w:r>
+            <w:r>
+              <w:rPr>
+                <w:b w:val="0"/>
+                <w:i w:val="0"/>
+                <w:color w:val="1A1A1A"/>
+                <w:sz w:val="22"/>
+              </w:rPr>
+              <w:t xml:space="preserve"> ?  Show how you know.</w:t>
+            </w:r>
+            <w:r>
+              <w:tab/>
+            </w:r>
+            <w:r>
+              <w:rPr>
+                <w:b w:val="0"/>
+                <w:i/>
+                <w:color w:val="6B6B6B"/>
+                <w:sz w:val="19"/>
+              </w:rPr>
+              <w:t>1 pt</w:t>
+            </w:r>
+          </w:p>
+          <w:p>
+            <w:pPr>
+              <w:spacing w:after="1440"/>
+            </w:pPr>
+          </w:p>
+        </w:tc>
+      </w:tr>
+    </w:tbl>
     <w:p>
       <w:pPr>
-        <w:keepNext/>
-        <w:spacing w:before="40" w:after="40"/>
+        <w:spacing w:after="0" w:before="0" w:line="20" w:lineRule="exact"/>
       </w:pPr>
       <w:r>
         <w:rPr>
-          <w:b/>
-          <w:i w:val="0"/>
-          <w:color w:val="1A1A1A"/>
-          <w:sz w:val="24"/>
+          <w:sz w:val="2"/>
         </w:rPr>
-        <w:t>Day 2</w:t>
-      </w:r>
-    </w:p>
-    <w:p>
-      <w:pPr>
-        <w:spacing w:before="0" w:after="80"/>
-      </w:pPr>
-      <w:r>
-        <w:rPr>
-          <w:b w:val="0"/>
-          <w:i/>
-          <w:color w:val="6B6B6B"/>
-          <w:sz w:val="19"/>
-        </w:rPr>
-        <w:t>Sections 3 and 4 — variable bases, and scientific notation   ·   20 points</w:t>
       </w:r>
     </w:p>
     <w:p>
@@ -3126,7 +3264,7 @@
                 <w:color w:val="1A1A1A"/>
                 <w:sz w:val="22"/>
               </w:rPr>
-              <w:t xml:space="preserve">10.   </w:t>
+              <w:t xml:space="preserve">11.   </w:t>
             </w:r>
             <w:r>
               <w:rPr>
@@ -3159,7 +3297,7 @@
               <w:drawing>
                 <wp:inline xmlns:a="http://schemas.openxmlformats.org/drawingml/2006/main" xmlns:pic="http://schemas.openxmlformats.org/drawingml/2006/picture">
                   <wp:extent cx="387096" cy="143256"/>
-                  <wp:docPr id="35" name="Picture 35"/>
+                  <wp:docPr id="37" name="Picture 37"/>
                   <wp:cNvGraphicFramePr>
                     <a:graphicFrameLocks noChangeAspect="1"/>
                   </wp:cNvGraphicFramePr>
@@ -3171,7 +3309,7 @@
                           <pic:cNvPicPr/>
                         </pic:nvPicPr>
                         <pic:blipFill>
-                          <a:blip r:embed="rId43"/>
+                          <a:blip r:embed="rId44"/>
                           <a:stretch>
                             <a:fillRect/>
                           </a:stretch>
@@ -3228,7 +3366,7 @@
               <w:drawing>
                 <wp:inline xmlns:a="http://schemas.openxmlformats.org/drawingml/2006/main" xmlns:pic="http://schemas.openxmlformats.org/drawingml/2006/picture">
                   <wp:extent cx="304800" cy="173736"/>
-                  <wp:docPr id="36" name="Picture 36"/>
+                  <wp:docPr id="38" name="Picture 38"/>
                   <wp:cNvGraphicFramePr>
                     <a:graphicFrameLocks noChangeAspect="1"/>
                   </wp:cNvGraphicFramePr>
@@ -3240,7 +3378,7 @@
                           <pic:cNvPicPr/>
                         </pic:nvPicPr>
                         <pic:blipFill>
-                          <a:blip r:embed="rId44"/>
+                          <a:blip r:embed="rId45"/>
                           <a:stretch>
                             <a:fillRect/>
                           </a:stretch>
@@ -3297,7 +3435,7 @@
               <w:drawing>
                 <wp:inline xmlns:a="http://schemas.openxmlformats.org/drawingml/2006/main" xmlns:pic="http://schemas.openxmlformats.org/drawingml/2006/picture">
                   <wp:extent cx="396240" cy="170688"/>
-                  <wp:docPr id="37" name="Picture 37"/>
+                  <wp:docPr id="39" name="Picture 39"/>
                   <wp:cNvGraphicFramePr>
                     <a:graphicFrameLocks noChangeAspect="1"/>
                   </wp:cNvGraphicFramePr>
@@ -3309,7 +3447,7 @@
                           <pic:cNvPicPr/>
                         </pic:nvPicPr>
                         <pic:blipFill>
-                          <a:blip r:embed="rId45"/>
+                          <a:blip r:embed="rId46"/>
                           <a:stretch>
                             <a:fillRect/>
                           </a:stretch>
@@ -3366,7 +3504,7 @@
               <w:drawing>
                 <wp:inline xmlns:a="http://schemas.openxmlformats.org/drawingml/2006/main" xmlns:pic="http://schemas.openxmlformats.org/drawingml/2006/picture">
                   <wp:extent cx="256032" cy="249935"/>
-                  <wp:docPr id="38" name="Picture 38"/>
+                  <wp:docPr id="40" name="Picture 40"/>
                   <wp:cNvGraphicFramePr>
                     <a:graphicFrameLocks noChangeAspect="1"/>
                   </wp:cNvGraphicFramePr>
@@ -3378,7 +3516,7 @@
                           <pic:cNvPicPr/>
                         </pic:nvPicPr>
                         <pic:blipFill>
-                          <a:blip r:embed="rId46"/>
+                          <a:blip r:embed="rId47"/>
                           <a:stretch>
                             <a:fillRect/>
                           </a:stretch>
@@ -3469,7 +3607,7 @@
                 <w:color w:val="1A1A1A"/>
                 <w:sz w:val="22"/>
               </w:rPr>
-              <w:t xml:space="preserve">11.   </w:t>
+              <w:t xml:space="preserve">12.   </w:t>
             </w:r>
             <w:r>
               <w:rPr>
@@ -3502,7 +3640,7 @@
               <w:drawing>
                 <wp:inline xmlns:a="http://schemas.openxmlformats.org/drawingml/2006/main" xmlns:pic="http://schemas.openxmlformats.org/drawingml/2006/picture">
                   <wp:extent cx="231648" cy="143256"/>
-                  <wp:docPr id="39" name="Picture 39"/>
+                  <wp:docPr id="41" name="Picture 41"/>
                   <wp:cNvGraphicFramePr>
                     <a:graphicFrameLocks noChangeAspect="1"/>
                   </wp:cNvGraphicFramePr>
@@ -3514,7 +3652,7 @@
                           <pic:cNvPicPr/>
                         </pic:nvPicPr>
                         <pic:blipFill>
-                          <a:blip r:embed="rId47"/>
+                          <a:blip r:embed="rId48"/>
                           <a:stretch>
                             <a:fillRect/>
                           </a:stretch>
@@ -3571,7 +3709,7 @@
               <w:drawing>
                 <wp:inline xmlns:a="http://schemas.openxmlformats.org/drawingml/2006/main" xmlns:pic="http://schemas.openxmlformats.org/drawingml/2006/picture">
                   <wp:extent cx="295656" cy="143256"/>
-                  <wp:docPr id="40" name="Picture 40"/>
+                  <wp:docPr id="42" name="Picture 42"/>
                   <wp:cNvGraphicFramePr>
                     <a:graphicFrameLocks noChangeAspect="1"/>
                   </wp:cNvGraphicFramePr>
@@ -3583,7 +3721,7 @@
                           <pic:cNvPicPr/>
                         </pic:nvPicPr>
                         <pic:blipFill>
-                          <a:blip r:embed="rId48"/>
+                          <a:blip r:embed="rId49"/>
                           <a:stretch>
                             <a:fillRect/>
                           </a:stretch>
@@ -3640,7 +3778,7 @@
               <w:drawing>
                 <wp:inline xmlns:a="http://schemas.openxmlformats.org/drawingml/2006/main" xmlns:pic="http://schemas.openxmlformats.org/drawingml/2006/picture">
                   <wp:extent cx="597408" cy="170688"/>
-                  <wp:docPr id="41" name="Picture 41"/>
+                  <wp:docPr id="43" name="Picture 43"/>
                   <wp:cNvGraphicFramePr>
                     <a:graphicFrameLocks noChangeAspect="1"/>
                   </wp:cNvGraphicFramePr>
@@ -3652,7 +3790,7 @@
                           <pic:cNvPicPr/>
                         </pic:nvPicPr>
                         <pic:blipFill>
-                          <a:blip r:embed="rId49"/>
+                          <a:blip r:embed="rId50"/>
                           <a:stretch>
                             <a:fillRect/>
                           </a:stretch>
@@ -3746,7 +3884,7 @@
                 <w:color w:val="1A1A1A"/>
                 <w:sz w:val="22"/>
               </w:rPr>
-              <w:t xml:space="preserve">12.   </w:t>
+              <w:t xml:space="preserve">13.   </w:t>
             </w:r>
             <w:r>
               <w:rPr>
@@ -3761,7 +3899,7 @@
               <w:drawing>
                 <wp:inline xmlns:a="http://schemas.openxmlformats.org/drawingml/2006/main" xmlns:pic="http://schemas.openxmlformats.org/drawingml/2006/picture">
                   <wp:extent cx="390144" cy="170688"/>
-                  <wp:docPr id="42" name="Picture 42"/>
+                  <wp:docPr id="44" name="Picture 44"/>
                   <wp:cNvGraphicFramePr>
                     <a:graphicFrameLocks noChangeAspect="1"/>
                   </wp:cNvGraphicFramePr>
@@ -3773,7 +3911,7 @@
                           <pic:cNvPicPr/>
                         </pic:nvPicPr>
                         <pic:blipFill>
-                          <a:blip r:embed="rId50"/>
+                          <a:blip r:embed="rId51"/>
                           <a:stretch>
                             <a:fillRect/>
                           </a:stretch>
@@ -3841,7 +3979,7 @@
               <w:drawing>
                 <wp:inline xmlns:a="http://schemas.openxmlformats.org/drawingml/2006/main" xmlns:pic="http://schemas.openxmlformats.org/drawingml/2006/picture">
                   <wp:extent cx="283464" cy="146304"/>
-                  <wp:docPr id="43" name="Picture 43"/>
+                  <wp:docPr id="45" name="Picture 45"/>
                   <wp:cNvGraphicFramePr>
                     <a:graphicFrameLocks noChangeAspect="1"/>
                   </wp:cNvGraphicFramePr>
@@ -3853,7 +3991,7 @@
                           <pic:cNvPicPr/>
                         </pic:nvPicPr>
                         <pic:blipFill>
-                          <a:blip r:embed="rId51"/>
+                          <a:blip r:embed="rId52"/>
                           <a:stretch>
                             <a:fillRect/>
                           </a:stretch>
@@ -3900,7 +4038,7 @@
               <w:drawing>
                 <wp:inline xmlns:a="http://schemas.openxmlformats.org/drawingml/2006/main" xmlns:pic="http://schemas.openxmlformats.org/drawingml/2006/picture">
                   <wp:extent cx="210312" cy="146304"/>
-                  <wp:docPr id="44" name="Picture 44"/>
+                  <wp:docPr id="46" name="Picture 46"/>
                   <wp:cNvGraphicFramePr>
                     <a:graphicFrameLocks noChangeAspect="1"/>
                   </wp:cNvGraphicFramePr>
@@ -3912,7 +4050,7 @@
                           <pic:cNvPicPr/>
                         </pic:nvPicPr>
                         <pic:blipFill>
-                          <a:blip r:embed="rId52"/>
+                          <a:blip r:embed="rId53"/>
                           <a:stretch>
                             <a:fillRect/>
                           </a:stretch>
@@ -3959,7 +4097,7 @@
               <w:drawing>
                 <wp:inline xmlns:a="http://schemas.openxmlformats.org/drawingml/2006/main" xmlns:pic="http://schemas.openxmlformats.org/drawingml/2006/picture">
                   <wp:extent cx="280416" cy="143256"/>
-                  <wp:docPr id="45" name="Picture 45"/>
+                  <wp:docPr id="47" name="Picture 47"/>
                   <wp:cNvGraphicFramePr>
                     <a:graphicFrameLocks noChangeAspect="1"/>
                   </wp:cNvGraphicFramePr>
@@ -3971,7 +4109,7 @@
                           <pic:cNvPicPr/>
                         </pic:nvPicPr>
                         <pic:blipFill>
-                          <a:blip r:embed="rId53"/>
+                          <a:blip r:embed="rId54"/>
                           <a:stretch>
                             <a:fillRect/>
                           </a:stretch>
@@ -4018,7 +4156,7 @@
               <w:drawing>
                 <wp:inline xmlns:a="http://schemas.openxmlformats.org/drawingml/2006/main" xmlns:pic="http://schemas.openxmlformats.org/drawingml/2006/picture">
                   <wp:extent cx="219456" cy="146304"/>
-                  <wp:docPr id="46" name="Picture 46"/>
+                  <wp:docPr id="48" name="Picture 48"/>
                   <wp:cNvGraphicFramePr>
                     <a:graphicFrameLocks noChangeAspect="1"/>
                   </wp:cNvGraphicFramePr>
@@ -4030,7 +4168,7 @@
                           <pic:cNvPicPr/>
                         </pic:nvPicPr>
                         <pic:blipFill>
-                          <a:blip r:embed="rId54"/>
+                          <a:blip r:embed="rId55"/>
                           <a:stretch>
                             <a:fillRect/>
                           </a:stretch>
@@ -4112,7 +4250,7 @@
                 <w:color w:val="1A1A1A"/>
                 <w:sz w:val="22"/>
               </w:rPr>
-              <w:t xml:space="preserve">13.   </w:t>
+              <w:t xml:space="preserve">14.   </w:t>
             </w:r>
             <w:r>
               <w:rPr>
@@ -4127,7 +4265,7 @@
               <w:drawing>
                 <wp:inline xmlns:a="http://schemas.openxmlformats.org/drawingml/2006/main" xmlns:pic="http://schemas.openxmlformats.org/drawingml/2006/picture">
                   <wp:extent cx="143256" cy="143256"/>
-                  <wp:docPr id="47" name="Picture 47"/>
+                  <wp:docPr id="49" name="Picture 49"/>
                   <wp:cNvGraphicFramePr>
                     <a:graphicFrameLocks noChangeAspect="1"/>
                   </wp:cNvGraphicFramePr>
@@ -4139,7 +4277,7 @@
                           <pic:cNvPicPr/>
                         </pic:nvPicPr>
                         <pic:blipFill>
-                          <a:blip r:embed="rId55"/>
+                          <a:blip r:embed="rId56"/>
                           <a:stretch>
                             <a:fillRect/>
                           </a:stretch>
@@ -4170,7 +4308,7 @@
               <w:drawing>
                 <wp:inline xmlns:a="http://schemas.openxmlformats.org/drawingml/2006/main" xmlns:pic="http://schemas.openxmlformats.org/drawingml/2006/picture">
                   <wp:extent cx="222504" cy="143256"/>
-                  <wp:docPr id="48" name="Picture 48"/>
+                  <wp:docPr id="50" name="Picture 50"/>
                   <wp:cNvGraphicFramePr>
                     <a:graphicFrameLocks noChangeAspect="1"/>
                   </wp:cNvGraphicFramePr>
@@ -4182,7 +4320,7 @@
                           <pic:cNvPicPr/>
                         </pic:nvPicPr>
                         <pic:blipFill>
-                          <a:blip r:embed="rId56"/>
+                          <a:blip r:embed="rId57"/>
                           <a:stretch>
                             <a:fillRect/>
                           </a:stretch>
@@ -4213,7 +4351,7 @@
               <w:drawing>
                 <wp:inline xmlns:a="http://schemas.openxmlformats.org/drawingml/2006/main" xmlns:pic="http://schemas.openxmlformats.org/drawingml/2006/picture">
                   <wp:extent cx="313944" cy="118872"/>
-                  <wp:docPr id="49" name="Picture 49"/>
+                  <wp:docPr id="51" name="Picture 51"/>
                   <wp:cNvGraphicFramePr>
                     <a:graphicFrameLocks noChangeAspect="1"/>
                   </wp:cNvGraphicFramePr>
@@ -4225,7 +4363,7 @@
                           <pic:cNvPicPr/>
                         </pic:nvPicPr>
                         <pic:blipFill>
-                          <a:blip r:embed="rId57"/>
+                          <a:blip r:embed="rId58"/>
                           <a:stretch>
                             <a:fillRect/>
                           </a:stretch>
@@ -4313,7 +4451,7 @@
           <w:color w:val="6B6B6B"/>
           <w:sz w:val="19"/>
         </w:rPr>
-        <w:t>11 points</w:t>
+        <w:t>12 points</w:t>
       </w:r>
     </w:p>
     <w:tbl>
@@ -4358,7 +4496,7 @@
                 <w:color w:val="1A1A1A"/>
                 <w:sz w:val="22"/>
               </w:rPr>
-              <w:t xml:space="preserve">14.   </w:t>
+              <w:t xml:space="preserve">15.   </w:t>
             </w:r>
             <w:r>
               <w:rPr>
@@ -4601,7 +4739,7 @@
                 <w:color w:val="1A1A1A"/>
                 <w:sz w:val="22"/>
               </w:rPr>
-              <w:t xml:space="preserve">15.   </w:t>
+              <w:t xml:space="preserve">16.   </w:t>
             </w:r>
             <w:r>
               <w:rPr>
@@ -4634,7 +4772,7 @@
               <w:drawing>
                 <wp:inline xmlns:a="http://schemas.openxmlformats.org/drawingml/2006/main" xmlns:pic="http://schemas.openxmlformats.org/drawingml/2006/picture">
                   <wp:extent cx="573024" cy="146304"/>
-                  <wp:docPr id="50" name="Picture 50"/>
+                  <wp:docPr id="52" name="Picture 52"/>
                   <wp:cNvGraphicFramePr>
                     <a:graphicFrameLocks noChangeAspect="1"/>
                   </wp:cNvGraphicFramePr>
@@ -4646,7 +4784,7 @@
                           <pic:cNvPicPr/>
                         </pic:nvPicPr>
                         <pic:blipFill>
-                          <a:blip r:embed="rId58"/>
+                          <a:blip r:embed="rId59"/>
                           <a:stretch>
                             <a:fillRect/>
                           </a:stretch>
@@ -4703,7 +4841,7 @@
               <w:drawing>
                 <wp:inline xmlns:a="http://schemas.openxmlformats.org/drawingml/2006/main" xmlns:pic="http://schemas.openxmlformats.org/drawingml/2006/picture">
                   <wp:extent cx="655320" cy="149352"/>
-                  <wp:docPr id="51" name="Picture 51"/>
+                  <wp:docPr id="53" name="Picture 53"/>
                   <wp:cNvGraphicFramePr>
                     <a:graphicFrameLocks noChangeAspect="1"/>
                   </wp:cNvGraphicFramePr>
@@ -4715,7 +4853,7 @@
                           <pic:cNvPicPr/>
                         </pic:nvPicPr>
                         <pic:blipFill>
-                          <a:blip r:embed="rId59"/>
+                          <a:blip r:embed="rId60"/>
                           <a:stretch>
                             <a:fillRect/>
                           </a:stretch>
@@ -4809,7 +4947,7 @@
                 <w:color w:val="1A1A1A"/>
                 <w:sz w:val="22"/>
               </w:rPr>
-              <w:t xml:space="preserve">16.   </w:t>
+              <w:t xml:space="preserve">17.   </w:t>
             </w:r>
             <w:r>
               <w:rPr>
@@ -4861,7 +4999,7 @@
               <w:drawing>
                 <wp:inline xmlns:a="http://schemas.openxmlformats.org/drawingml/2006/main" xmlns:pic="http://schemas.openxmlformats.org/drawingml/2006/picture">
                   <wp:extent cx="649224" cy="146304"/>
-                  <wp:docPr id="52" name="Picture 52"/>
+                  <wp:docPr id="54" name="Picture 54"/>
                   <wp:cNvGraphicFramePr>
                     <a:graphicFrameLocks noChangeAspect="1"/>
                   </wp:cNvGraphicFramePr>
@@ -4873,7 +5011,7 @@
                           <pic:cNvPicPr/>
                         </pic:nvPicPr>
                         <pic:blipFill>
-                          <a:blip r:embed="rId60"/>
+                          <a:blip r:embed="rId61"/>
                           <a:stretch>
                             <a:fillRect/>
                           </a:stretch>
@@ -4920,7 +5058,7 @@
               <w:drawing>
                 <wp:inline xmlns:a="http://schemas.openxmlformats.org/drawingml/2006/main" xmlns:pic="http://schemas.openxmlformats.org/drawingml/2006/picture">
                   <wp:extent cx="652272" cy="146304"/>
-                  <wp:docPr id="53" name="Picture 53"/>
+                  <wp:docPr id="55" name="Picture 55"/>
                   <wp:cNvGraphicFramePr>
                     <a:graphicFrameLocks noChangeAspect="1"/>
                   </wp:cNvGraphicFramePr>
@@ -4932,7 +5070,7 @@
                           <pic:cNvPicPr/>
                         </pic:nvPicPr>
                         <pic:blipFill>
-                          <a:blip r:embed="rId61"/>
+                          <a:blip r:embed="rId62"/>
                           <a:stretch>
                             <a:fillRect/>
                           </a:stretch>
@@ -4979,7 +5117,7 @@
               <w:drawing>
                 <wp:inline xmlns:a="http://schemas.openxmlformats.org/drawingml/2006/main" xmlns:pic="http://schemas.openxmlformats.org/drawingml/2006/picture">
                   <wp:extent cx="612648" cy="146304"/>
-                  <wp:docPr id="54" name="Picture 54"/>
+                  <wp:docPr id="56" name="Picture 56"/>
                   <wp:cNvGraphicFramePr>
                     <a:graphicFrameLocks noChangeAspect="1"/>
                   </wp:cNvGraphicFramePr>
@@ -4991,7 +5129,7 @@
                           <pic:cNvPicPr/>
                         </pic:nvPicPr>
                         <pic:blipFill>
-                          <a:blip r:embed="rId62"/>
+                          <a:blip r:embed="rId63"/>
                           <a:stretch>
                             <a:fillRect/>
                           </a:stretch>
@@ -5038,7 +5176,7 @@
               <w:drawing>
                 <wp:inline xmlns:a="http://schemas.openxmlformats.org/drawingml/2006/main" xmlns:pic="http://schemas.openxmlformats.org/drawingml/2006/picture">
                   <wp:extent cx="569976" cy="146304"/>
-                  <wp:docPr id="55" name="Picture 55"/>
+                  <wp:docPr id="57" name="Picture 57"/>
                   <wp:cNvGraphicFramePr>
                     <a:graphicFrameLocks noChangeAspect="1"/>
                   </wp:cNvGraphicFramePr>
@@ -5050,7 +5188,7 @@
                           <pic:cNvPicPr/>
                         </pic:nvPicPr>
                         <pic:blipFill>
-                          <a:blip r:embed="rId63"/>
+                          <a:blip r:embed="rId64"/>
                           <a:stretch>
                             <a:fillRect/>
                           </a:stretch>
@@ -5129,7 +5267,7 @@
                 <w:color w:val="1A1A1A"/>
                 <w:sz w:val="22"/>
               </w:rPr>
-              <w:t xml:space="preserve">17.   </w:t>
+              <w:t xml:space="preserve">18.   </w:t>
             </w:r>
             <w:r>
               <w:rPr>
@@ -5171,7 +5309,7 @@
               <w:drawing>
                 <wp:inline xmlns:a="http://schemas.openxmlformats.org/drawingml/2006/main" xmlns:pic="http://schemas.openxmlformats.org/drawingml/2006/picture">
                   <wp:extent cx="454152" cy="146304"/>
-                  <wp:docPr id="56" name="Picture 56"/>
+                  <wp:docPr id="58" name="Picture 58"/>
                   <wp:cNvGraphicFramePr>
                     <a:graphicFrameLocks noChangeAspect="1"/>
                   </wp:cNvGraphicFramePr>
@@ -5183,7 +5321,7 @@
                           <pic:cNvPicPr/>
                         </pic:nvPicPr>
                         <pic:blipFill>
-                          <a:blip r:embed="rId64"/>
+                          <a:blip r:embed="rId65"/>
                           <a:stretch>
                             <a:fillRect/>
                           </a:stretch>
@@ -5214,7 +5352,7 @@
               <w:drawing>
                 <wp:inline xmlns:a="http://schemas.openxmlformats.org/drawingml/2006/main" xmlns:pic="http://schemas.openxmlformats.org/drawingml/2006/picture">
                   <wp:extent cx="451104" cy="149352"/>
-                  <wp:docPr id="57" name="Picture 57"/>
+                  <wp:docPr id="59" name="Picture 59"/>
                   <wp:cNvGraphicFramePr>
                     <a:graphicFrameLocks noChangeAspect="1"/>
                   </wp:cNvGraphicFramePr>
@@ -5226,7 +5364,7 @@
                           <pic:cNvPicPr/>
                         </pic:nvPicPr>
                         <pic:blipFill>
-                          <a:blip r:embed="rId65"/>
+                          <a:blip r:embed="rId66"/>
                           <a:stretch>
                             <a:fillRect/>
                           </a:stretch>
@@ -5301,7 +5439,7 @@
               <w:drawing>
                 <wp:inline xmlns:a="http://schemas.openxmlformats.org/drawingml/2006/main" xmlns:pic="http://schemas.openxmlformats.org/drawingml/2006/picture">
                   <wp:extent cx="655320" cy="146304"/>
-                  <wp:docPr id="58" name="Picture 58"/>
+                  <wp:docPr id="60" name="Picture 60"/>
                   <wp:cNvGraphicFramePr>
                     <a:graphicFrameLocks noChangeAspect="1"/>
                   </wp:cNvGraphicFramePr>
@@ -5313,7 +5451,7 @@
                           <pic:cNvPicPr/>
                         </pic:nvPicPr>
                         <pic:blipFill>
-                          <a:blip r:embed="rId66"/>
+                          <a:blip r:embed="rId67"/>
                           <a:stretch>
                             <a:fillRect/>
                           </a:stretch>
@@ -5344,7 +5482,7 @@
               <w:drawing>
                 <wp:inline xmlns:a="http://schemas.openxmlformats.org/drawingml/2006/main" xmlns:pic="http://schemas.openxmlformats.org/drawingml/2006/picture">
                   <wp:extent cx="637032" cy="143256"/>
-                  <wp:docPr id="59" name="Picture 59"/>
+                  <wp:docPr id="61" name="Picture 61"/>
                   <wp:cNvGraphicFramePr>
                     <a:graphicFrameLocks noChangeAspect="1"/>
                   </wp:cNvGraphicFramePr>
@@ -5356,7 +5494,7 @@
                           <pic:cNvPicPr/>
                         </pic:nvPicPr>
                         <pic:blipFill>
-                          <a:blip r:embed="rId67"/>
+                          <a:blip r:embed="rId68"/>
                           <a:stretch>
                             <a:fillRect/>
                           </a:stretch>
@@ -5459,7 +5597,7 @@
                 <w:color w:val="1A1A1A"/>
                 <w:sz w:val="22"/>
               </w:rPr>
-              <w:t xml:space="preserve">18.   </w:t>
+              <w:t xml:space="preserve">19.   </w:t>
             </w:r>
             <w:r>
               <w:rPr>
@@ -5474,7 +5612,7 @@
               <w:drawing>
                 <wp:inline xmlns:a="http://schemas.openxmlformats.org/drawingml/2006/main" xmlns:pic="http://schemas.openxmlformats.org/drawingml/2006/picture">
                   <wp:extent cx="649224" cy="146304"/>
-                  <wp:docPr id="60" name="Picture 60"/>
+                  <wp:docPr id="62" name="Picture 62"/>
                   <wp:cNvGraphicFramePr>
                     <a:graphicFrameLocks noChangeAspect="1"/>
                   </wp:cNvGraphicFramePr>
@@ -5486,7 +5624,7 @@
                           <pic:cNvPicPr/>
                         </pic:nvPicPr>
                         <pic:blipFill>
-                          <a:blip r:embed="rId68"/>
+                          <a:blip r:embed="rId69"/>
                           <a:stretch>
                             <a:fillRect/>
                           </a:stretch>
@@ -5517,7 +5655,7 @@
               <w:drawing>
                 <wp:inline xmlns:a="http://schemas.openxmlformats.org/drawingml/2006/main" xmlns:pic="http://schemas.openxmlformats.org/drawingml/2006/picture">
                   <wp:extent cx="652272" cy="146304"/>
-                  <wp:docPr id="61" name="Picture 61"/>
+                  <wp:docPr id="63" name="Picture 63"/>
                   <wp:cNvGraphicFramePr>
                     <a:graphicFrameLocks noChangeAspect="1"/>
                   </wp:cNvGraphicFramePr>
@@ -5529,7 +5667,7 @@
                           <pic:cNvPicPr/>
                         </pic:nvPicPr>
                         <pic:blipFill>
-                          <a:blip r:embed="rId69"/>
+                          <a:blip r:embed="rId70"/>
                           <a:stretch>
                             <a:fillRect/>
                           </a:stretch>
@@ -5632,7 +5770,7 @@
                 <w:color w:val="1A1A1A"/>
                 <w:sz w:val="22"/>
               </w:rPr>
-              <w:t xml:space="preserve">19.   </w:t>
+              <w:t xml:space="preserve">20.   </w:t>
             </w:r>
             <w:r>
               <w:rPr>
@@ -5659,6 +5797,136 @@
           <w:p>
             <w:pPr>
               <w:spacing w:after="864"/>
+            </w:pPr>
+          </w:p>
+        </w:tc>
+      </w:tr>
+    </w:tbl>
+    <w:p>
+      <w:pPr>
+        <w:spacing w:after="0" w:before="0" w:line="20" w:lineRule="exact"/>
+      </w:pPr>
+      <w:r>
+        <w:rPr>
+          <w:sz w:val="2"/>
+        </w:rPr>
+      </w:r>
+    </w:p>
+    <w:tbl>
+      <w:tblPr>
+        <w:tblLayout w:type="fixed"/>
+        <w:tblLook w:firstColumn="1" w:firstRow="1" w:lastColumn="0" w:lastRow="0" w:noHBand="0" w:noVBand="1" w:val="04A0"/>
+        <w:tblLayout w:type="fixed"/>
+        <w:tblW w:w="9360" w:type="dxa"/>
+      </w:tblPr>
+      <w:tblGrid>
+        <w:gridCol w:w="9360"/>
+      </w:tblGrid>
+      <w:tr>
+        <w:trPr>
+          <w:cantSplit/>
+        </w:trPr>
+        <w:tc>
+          <w:tcPr>
+            <w:tcW w:type="dxa" w:w="9360"/>
+            <w:tcBorders>
+              <w:top w:val="nil"/>
+              <w:left w:val="nil"/>
+              <w:bottom w:val="nil"/>
+              <w:right w:val="nil"/>
+            </w:tcBorders>
+            <w:tcMar>
+              <w:top w:w="0" w:type="dxa"/>
+              <w:left w:w="0" w:type="dxa"/>
+              <w:bottom w:w="0" w:type="dxa"/>
+              <w:right w:w="0" w:type="dxa"/>
+            </w:tcMar>
+          </w:tcPr>
+          <w:p>
+            <w:pPr>
+              <w:spacing w:before="200" w:after="120"/>
+              <w:ind w:left="420" w:hanging="420"/>
+              <w:tabs>
+                <w:tab w:val="right" w:pos="9360"/>
+              </w:tabs>
+            </w:pPr>
+            <w:r>
+              <w:rPr>
+                <w:b/>
+                <w:i w:val="0"/>
+                <w:color w:val="1A1A1A"/>
+                <w:sz w:val="22"/>
+              </w:rPr>
+              <w:t xml:space="preserve">21.   </w:t>
+            </w:r>
+            <w:r>
+              <w:rPr>
+                <w:b w:val="0"/>
+                <w:i w:val="0"/>
+                <w:color w:val="1A1A1A"/>
+                <w:sz w:val="22"/>
+              </w:rPr>
+              <w:t xml:space="preserve">Between which two consecutive powers of 10 does  </w:t>
+            </w:r>
+            <w:r>
+              <w:drawing>
+                <wp:inline xmlns:a="http://schemas.openxmlformats.org/drawingml/2006/main" xmlns:pic="http://schemas.openxmlformats.org/drawingml/2006/picture">
+                  <wp:extent cx="655320" cy="146304"/>
+                  <wp:docPr id="64" name="Picture 64"/>
+                  <wp:cNvGraphicFramePr>
+                    <a:graphicFrameLocks noChangeAspect="1"/>
+                  </wp:cNvGraphicFramePr>
+                  <a:graphic>
+                    <a:graphicData uri="http://schemas.openxmlformats.org/drawingml/2006/picture">
+                      <pic:pic>
+                        <pic:nvPicPr>
+                          <pic:cNvPr id="0" name="0f2de37ba51fb35e.png"/>
+                          <pic:cNvPicPr/>
+                        </pic:nvPicPr>
+                        <pic:blipFill>
+                          <a:blip r:embed="rId71"/>
+                          <a:stretch>
+                            <a:fillRect/>
+                          </a:stretch>
+                        </pic:blipFill>
+                        <pic:spPr>
+                          <a:xfrm>
+                            <a:off x="0" y="0"/>
+                            <a:ext cx="655320" cy="146304"/>
+                          </a:xfrm>
+                          <a:prstGeom prst="rect"/>
+                        </pic:spPr>
+                      </pic:pic>
+                    </a:graphicData>
+                  </a:graphic>
+                </wp:inline>
+              </w:drawing>
+            </w:r>
+            <w:r>
+              <w:rPr>
+                <w:b w:val="0"/>
+                <w:i w:val="0"/>
+                <w:color w:val="1A1A1A"/>
+                <w:sz w:val="22"/>
+              </w:rPr>
+              <w:t xml:space="preserve">  lie?</w:t>
+            </w:r>
+            <w:r>
+              <w:tab/>
+            </w:r>
+            <w:r>
+              <w:rPr>
+                <w:b w:val="0"/>
+                <w:i/>
+                <w:color w:val="6B6B6B"/>
+                <w:sz w:val="19"/>
+              </w:rPr>
+              <w:t>1 pt</w:t>
+            </w:r>
+          </w:p>
+          <w:p>
+            <w:pPr>
+              <w:spacing w:after="1152"/>
             </w:pPr>
           </w:p>
         </w:tc>

--- a/a7/packages/A7 Unit 3 - Exponents and Scientific Notation/Assessments/A7 3  Unit Assessment.docx
+++ b/a7/packages/A7 Unit 3 - Exponents and Scientific Notation/Assessments/A7 3  Unit Assessment.docx
@@ -1011,67 +1011,8 @@
             <w:r>
               <w:drawing>
                 <wp:inline xmlns:a="http://schemas.openxmlformats.org/drawingml/2006/main" xmlns:pic="http://schemas.openxmlformats.org/drawingml/2006/picture">
-                  <wp:extent cx="131064" cy="137160"/>
+                  <wp:extent cx="134112" cy="137160"/>
                   <wp:docPr id="9" name="Picture 9"/>
-                  <wp:cNvGraphicFramePr>
-                    <a:graphicFrameLocks noChangeAspect="1"/>
-                  </wp:cNvGraphicFramePr>
-                  <a:graphic>
-                    <a:graphicData uri="http://schemas.openxmlformats.org/drawingml/2006/picture">
-                      <pic:pic>
-                        <pic:nvPicPr>
-                          <pic:cNvPr id="0" name="63d49ff60b31cab3.png"/>
-                          <pic:cNvPicPr/>
-                        </pic:nvPicPr>
-                        <pic:blipFill>
-                          <a:blip r:embed="rId17"/>
-                          <a:stretch>
-                            <a:fillRect/>
-                          </a:stretch>
-                        </pic:blipFill>
-                        <pic:spPr>
-                          <a:xfrm>
-                            <a:off x="0" y="0"/>
-                            <a:ext cx="131064" cy="137160"/>
-                          </a:xfrm>
-                          <a:prstGeom prst="rect"/>
-                        </pic:spPr>
-                      </pic:pic>
-                    </a:graphicData>
-                  </a:graphic>
-                </wp:inline>
-              </w:drawing>
-            </w:r>
-          </w:p>
-          <w:p>
-            <w:pPr>
-              <w:spacing w:before="40" w:after="40"/>
-              <w:ind w:left="1300" w:hanging="380"/>
-            </w:pPr>
-            <w:r>
-              <w:rPr>
-                <w:rFonts w:ascii="FreeSerif" w:hAnsi="FreeSerif" w:eastAsia="FreeSerif"/>
-                <w:b w:val="0"/>
-                <w:i w:val="0"/>
-                <w:color w:val="1A1A1A"/>
-                <w:sz w:val="22"/>
-              </w:rPr>
-              <w:t xml:space="preserve">○   </w:t>
-            </w:r>
-            <w:r>
-              <w:rPr>
-                <w:b w:val="0"/>
-                <w:i w:val="0"/>
-                <w:color w:val="1A1A1A"/>
-                <w:sz w:val="22"/>
-              </w:rPr>
-              <w:t xml:space="preserve">B.  </w:t>
-            </w:r>
-            <w:r>
-              <w:drawing>
-                <wp:inline xmlns:a="http://schemas.openxmlformats.org/drawingml/2006/main" xmlns:pic="http://schemas.openxmlformats.org/drawingml/2006/picture">
-                  <wp:extent cx="134112" cy="137160"/>
-                  <wp:docPr id="10" name="Picture 10"/>
                   <wp:cNvGraphicFramePr>
                     <a:graphicFrameLocks noChangeAspect="1"/>
                   </wp:cNvGraphicFramePr>
@@ -1083,7 +1024,7 @@
                           <pic:cNvPicPr/>
                         </pic:nvPicPr>
                         <pic:blipFill>
-                          <a:blip r:embed="rId18"/>
+                          <a:blip r:embed="rId17"/>
                           <a:stretch>
                             <a:fillRect/>
                           </a:stretch>
@@ -1124,13 +1065,13 @@
                 <w:color w:val="1A1A1A"/>
                 <w:sz w:val="22"/>
               </w:rPr>
-              <w:t xml:space="preserve">C.  </w:t>
+              <w:t xml:space="preserve">B.  </w:t>
             </w:r>
             <w:r>
               <w:drawing>
                 <wp:inline xmlns:a="http://schemas.openxmlformats.org/drawingml/2006/main" xmlns:pic="http://schemas.openxmlformats.org/drawingml/2006/picture">
                   <wp:extent cx="192024" cy="140208"/>
-                  <wp:docPr id="11" name="Picture 11"/>
+                  <wp:docPr id="10" name="Picture 10"/>
                   <wp:cNvGraphicFramePr>
                     <a:graphicFrameLocks noChangeAspect="1"/>
                   </wp:cNvGraphicFramePr>
@@ -1142,7 +1083,7 @@
                           <pic:cNvPicPr/>
                         </pic:nvPicPr>
                         <pic:blipFill>
-                          <a:blip r:embed="rId19"/>
+                          <a:blip r:embed="rId18"/>
                           <a:stretch>
                             <a:fillRect/>
                           </a:stretch>
@@ -1183,13 +1124,13 @@
                 <w:color w:val="1A1A1A"/>
                 <w:sz w:val="22"/>
               </w:rPr>
-              <w:t xml:space="preserve">D.  </w:t>
+              <w:t xml:space="preserve">C.  </w:t>
             </w:r>
             <w:r>
               <w:drawing>
                 <wp:inline xmlns:a="http://schemas.openxmlformats.org/drawingml/2006/main" xmlns:pic="http://schemas.openxmlformats.org/drawingml/2006/picture">
                   <wp:extent cx="195072" cy="140208"/>
-                  <wp:docPr id="12" name="Picture 12"/>
+                  <wp:docPr id="11" name="Picture 11"/>
                   <wp:cNvGraphicFramePr>
                     <a:graphicFrameLocks noChangeAspect="1"/>
                   </wp:cNvGraphicFramePr>
@@ -1201,6 +1142,65 @@
                           <pic:cNvPicPr/>
                         </pic:nvPicPr>
                         <pic:blipFill>
+                          <a:blip r:embed="rId19"/>
+                          <a:stretch>
+                            <a:fillRect/>
+                          </a:stretch>
+                        </pic:blipFill>
+                        <pic:spPr>
+                          <a:xfrm>
+                            <a:off x="0" y="0"/>
+                            <a:ext cx="195072" cy="140208"/>
+                          </a:xfrm>
+                          <a:prstGeom prst="rect"/>
+                        </pic:spPr>
+                      </pic:pic>
+                    </a:graphicData>
+                  </a:graphic>
+                </wp:inline>
+              </w:drawing>
+            </w:r>
+          </w:p>
+          <w:p>
+            <w:pPr>
+              <w:spacing w:before="40" w:after="40"/>
+              <w:ind w:left="1300" w:hanging="380"/>
+            </w:pPr>
+            <w:r>
+              <w:rPr>
+                <w:rFonts w:ascii="FreeSerif" w:hAnsi="FreeSerif" w:eastAsia="FreeSerif"/>
+                <w:b w:val="0"/>
+                <w:i w:val="0"/>
+                <w:color w:val="1A1A1A"/>
+                <w:sz w:val="22"/>
+              </w:rPr>
+              <w:t xml:space="preserve">○   </w:t>
+            </w:r>
+            <w:r>
+              <w:rPr>
+                <w:b w:val="0"/>
+                <w:i w:val="0"/>
+                <w:color w:val="1A1A1A"/>
+                <w:sz w:val="22"/>
+              </w:rPr>
+              <w:t xml:space="preserve">D.  </w:t>
+            </w:r>
+            <w:r>
+              <w:drawing>
+                <wp:inline xmlns:a="http://schemas.openxmlformats.org/drawingml/2006/main" xmlns:pic="http://schemas.openxmlformats.org/drawingml/2006/picture">
+                  <wp:extent cx="131064" cy="137160"/>
+                  <wp:docPr id="12" name="Picture 12"/>
+                  <wp:cNvGraphicFramePr>
+                    <a:graphicFrameLocks noChangeAspect="1"/>
+                  </wp:cNvGraphicFramePr>
+                  <a:graphic>
+                    <a:graphicData uri="http://schemas.openxmlformats.org/drawingml/2006/picture">
+                      <pic:pic>
+                        <pic:nvPicPr>
+                          <pic:cNvPr id="0" name="63d49ff60b31cab3.png"/>
+                          <pic:cNvPicPr/>
+                        </pic:nvPicPr>
+                        <pic:blipFill>
                           <a:blip r:embed="rId20"/>
                           <a:stretch>
                             <a:fillRect/>
@@ -1209,7 +1209,7 @@
                         <pic:spPr>
                           <a:xfrm>
                             <a:off x="0" y="0"/>
-                            <a:ext cx="195072" cy="140208"/>
+                            <a:ext cx="131064" cy="137160"/>
                           </a:xfrm>
                           <a:prstGeom prst="rect"/>
                         </pic:spPr>
@@ -2200,7 +2200,7 @@
                     <a:graphicData uri="http://schemas.openxmlformats.org/drawingml/2006/picture">
                       <pic:pic>
                         <pic:nvPicPr>
-                          <pic:cNvPr id="0" name="8fff57f36089f7e8.png"/>
+                          <pic:cNvPr id="0" name="169ade8bbd7b38c2.png"/>
                           <pic:cNvPicPr/>
                         </pic:nvPicPr>
                         <pic:blipFill>
@@ -2309,7 +2309,7 @@
             <w:r>
               <w:drawing>
                 <wp:inline xmlns:a="http://schemas.openxmlformats.org/drawingml/2006/main" xmlns:pic="http://schemas.openxmlformats.org/drawingml/2006/picture">
-                  <wp:extent cx="265176" cy="115824"/>
+                  <wp:extent cx="118872" cy="216408"/>
                   <wp:docPr id="25" name="Picture 25"/>
                   <wp:cNvGraphicFramePr>
                     <a:graphicFrameLocks noChangeAspect="1"/>
@@ -2318,7 +2318,7 @@
                     <a:graphicData uri="http://schemas.openxmlformats.org/drawingml/2006/picture">
                       <pic:pic>
                         <pic:nvPicPr>
-                          <pic:cNvPr id="0" name="9345e2f2d055dc6f.png"/>
+                          <pic:cNvPr id="0" name="8fff57f36089f7e8.png"/>
                           <pic:cNvPicPr/>
                         </pic:nvPicPr>
                         <pic:blipFill>
@@ -2330,7 +2330,7 @@
                         <pic:spPr>
                           <a:xfrm>
                             <a:off x="0" y="0"/>
-                            <a:ext cx="265176" cy="115824"/>
+                            <a:ext cx="118872" cy="216408"/>
                           </a:xfrm>
                           <a:prstGeom prst="rect"/>
                         </pic:spPr>
@@ -2368,7 +2368,7 @@
             <w:r>
               <w:drawing>
                 <wp:inline xmlns:a="http://schemas.openxmlformats.org/drawingml/2006/main" xmlns:pic="http://schemas.openxmlformats.org/drawingml/2006/picture">
-                  <wp:extent cx="118872" cy="216408"/>
+                  <wp:extent cx="265176" cy="115824"/>
                   <wp:docPr id="26" name="Picture 26"/>
                   <wp:cNvGraphicFramePr>
                     <a:graphicFrameLocks noChangeAspect="1"/>
@@ -2377,7 +2377,7 @@
                     <a:graphicData uri="http://schemas.openxmlformats.org/drawingml/2006/picture">
                       <pic:pic>
                         <pic:nvPicPr>
-                          <pic:cNvPr id="0" name="169ade8bbd7b38c2.png"/>
+                          <pic:cNvPr id="0" name="9345e2f2d055dc6f.png"/>
                           <pic:cNvPicPr/>
                         </pic:nvPicPr>
                         <pic:blipFill>
@@ -2389,7 +2389,7 @@
                         <pic:spPr>
                           <a:xfrm>
                             <a:off x="0" y="0"/>
-                            <a:ext cx="118872" cy="216408"/>
+                            <a:ext cx="265176" cy="115824"/>
                           </a:xfrm>
                           <a:prstGeom prst="rect"/>
                         </pic:spPr>
@@ -2734,7 +2734,7 @@
             <w:r>
               <w:drawing>
                 <wp:inline xmlns:a="http://schemas.openxmlformats.org/drawingml/2006/main" xmlns:pic="http://schemas.openxmlformats.org/drawingml/2006/picture">
-                  <wp:extent cx="268224" cy="213360"/>
+                  <wp:extent cx="210312" cy="140208"/>
                   <wp:docPr id="31" name="Picture 31"/>
                   <wp:cNvGraphicFramePr>
                     <a:graphicFrameLocks noChangeAspect="1"/>
@@ -2743,7 +2743,7 @@
                     <a:graphicData uri="http://schemas.openxmlformats.org/drawingml/2006/picture">
                       <pic:pic>
                         <pic:nvPicPr>
-                          <pic:cNvPr id="0" name="e119882f48e91e13.png"/>
+                          <pic:cNvPr id="0" name="33e0ed4d68d35058.png"/>
                           <pic:cNvPicPr/>
                         </pic:nvPicPr>
                         <pic:blipFill>
@@ -2755,7 +2755,7 @@
                         <pic:spPr>
                           <a:xfrm>
                             <a:off x="0" y="0"/>
-                            <a:ext cx="268224" cy="213360"/>
+                            <a:ext cx="210312" cy="140208"/>
                           </a:xfrm>
                           <a:prstGeom prst="rect"/>
                         </pic:spPr>
@@ -2793,7 +2793,7 @@
             <w:r>
               <w:drawing>
                 <wp:inline xmlns:a="http://schemas.openxmlformats.org/drawingml/2006/main" xmlns:pic="http://schemas.openxmlformats.org/drawingml/2006/picture">
-                  <wp:extent cx="210312" cy="140208"/>
+                  <wp:extent cx="268224" cy="213360"/>
                   <wp:docPr id="32" name="Picture 32"/>
                   <wp:cNvGraphicFramePr>
                     <a:graphicFrameLocks noChangeAspect="1"/>
@@ -2802,7 +2802,7 @@
                     <a:graphicData uri="http://schemas.openxmlformats.org/drawingml/2006/picture">
                       <pic:pic>
                         <pic:nvPicPr>
-                          <pic:cNvPr id="0" name="33e0ed4d68d35058.png"/>
+                          <pic:cNvPr id="0" name="e119882f48e91e13.png"/>
                           <pic:cNvPicPr/>
                         </pic:nvPicPr>
                         <pic:blipFill>
@@ -2814,7 +2814,7 @@
                         <pic:spPr>
                           <a:xfrm>
                             <a:off x="0" y="0"/>
-                            <a:ext cx="210312" cy="140208"/>
+                            <a:ext cx="268224" cy="213360"/>
                           </a:xfrm>
                           <a:prstGeom prst="rect"/>
                         </pic:spPr>
@@ -3978,7 +3978,7 @@
             <w:r>
               <w:drawing>
                 <wp:inline xmlns:a="http://schemas.openxmlformats.org/drawingml/2006/main" xmlns:pic="http://schemas.openxmlformats.org/drawingml/2006/picture">
-                  <wp:extent cx="283464" cy="146304"/>
+                  <wp:extent cx="280416" cy="143256"/>
                   <wp:docPr id="45" name="Picture 45"/>
                   <wp:cNvGraphicFramePr>
                     <a:graphicFrameLocks noChangeAspect="1"/>
@@ -3987,7 +3987,7 @@
                     <a:graphicData uri="http://schemas.openxmlformats.org/drawingml/2006/picture">
                       <pic:pic>
                         <pic:nvPicPr>
-                          <pic:cNvPr id="0" name="0003a5e3ae8de471.png"/>
+                          <pic:cNvPr id="0" name="c4ccbf95ada03f50.png"/>
                           <pic:cNvPicPr/>
                         </pic:nvPicPr>
                         <pic:blipFill>
@@ -3999,7 +3999,7 @@
                         <pic:spPr>
                           <a:xfrm>
                             <a:off x="0" y="0"/>
-                            <a:ext cx="283464" cy="146304"/>
+                            <a:ext cx="280416" cy="143256"/>
                           </a:xfrm>
                           <a:prstGeom prst="rect"/>
                         </pic:spPr>
@@ -4096,7 +4096,7 @@
             <w:r>
               <w:drawing>
                 <wp:inline xmlns:a="http://schemas.openxmlformats.org/drawingml/2006/main" xmlns:pic="http://schemas.openxmlformats.org/drawingml/2006/picture">
-                  <wp:extent cx="280416" cy="143256"/>
+                  <wp:extent cx="219456" cy="146304"/>
                   <wp:docPr id="47" name="Picture 47"/>
                   <wp:cNvGraphicFramePr>
                     <a:graphicFrameLocks noChangeAspect="1"/>
@@ -4105,7 +4105,7 @@
                     <a:graphicData uri="http://schemas.openxmlformats.org/drawingml/2006/picture">
                       <pic:pic>
                         <pic:nvPicPr>
-                          <pic:cNvPr id="0" name="c4ccbf95ada03f50.png"/>
+                          <pic:cNvPr id="0" name="6d3fe30586df4773.png"/>
                           <pic:cNvPicPr/>
                         </pic:nvPicPr>
                         <pic:blipFill>
@@ -4117,7 +4117,7 @@
                         <pic:spPr>
                           <a:xfrm>
                             <a:off x="0" y="0"/>
-                            <a:ext cx="280416" cy="143256"/>
+                            <a:ext cx="219456" cy="146304"/>
                           </a:xfrm>
                           <a:prstGeom prst="rect"/>
                         </pic:spPr>
@@ -4155,7 +4155,7 @@
             <w:r>
               <w:drawing>
                 <wp:inline xmlns:a="http://schemas.openxmlformats.org/drawingml/2006/main" xmlns:pic="http://schemas.openxmlformats.org/drawingml/2006/picture">
-                  <wp:extent cx="219456" cy="146304"/>
+                  <wp:extent cx="283464" cy="146304"/>
                   <wp:docPr id="48" name="Picture 48"/>
                   <wp:cNvGraphicFramePr>
                     <a:graphicFrameLocks noChangeAspect="1"/>
@@ -4164,7 +4164,7 @@
                     <a:graphicData uri="http://schemas.openxmlformats.org/drawingml/2006/picture">
                       <pic:pic>
                         <pic:nvPicPr>
-                          <pic:cNvPr id="0" name="6d3fe30586df4773.png"/>
+                          <pic:cNvPr id="0" name="0003a5e3ae8de471.png"/>
                           <pic:cNvPicPr/>
                         </pic:nvPicPr>
                         <pic:blipFill>
@@ -4176,7 +4176,7 @@
                         <pic:spPr>
                           <a:xfrm>
                             <a:off x="0" y="0"/>
-                            <a:ext cx="219456" cy="146304"/>
+                            <a:ext cx="283464" cy="146304"/>
                           </a:xfrm>
                           <a:prstGeom prst="rect"/>
                         </pic:spPr>
@@ -4998,8 +4998,67 @@
             <w:r>
               <w:drawing>
                 <wp:inline xmlns:a="http://schemas.openxmlformats.org/drawingml/2006/main" xmlns:pic="http://schemas.openxmlformats.org/drawingml/2006/picture">
+                  <wp:extent cx="569976" cy="146304"/>
+                  <wp:docPr id="54" name="Picture 54"/>
+                  <wp:cNvGraphicFramePr>
+                    <a:graphicFrameLocks noChangeAspect="1"/>
+                  </wp:cNvGraphicFramePr>
+                  <a:graphic>
+                    <a:graphicData uri="http://schemas.openxmlformats.org/drawingml/2006/picture">
+                      <pic:pic>
+                        <pic:nvPicPr>
+                          <pic:cNvPr id="0" name="090ec5c7c6588659.png"/>
+                          <pic:cNvPicPr/>
+                        </pic:nvPicPr>
+                        <pic:blipFill>
+                          <a:blip r:embed="rId61"/>
+                          <a:stretch>
+                            <a:fillRect/>
+                          </a:stretch>
+                        </pic:blipFill>
+                        <pic:spPr>
+                          <a:xfrm>
+                            <a:off x="0" y="0"/>
+                            <a:ext cx="569976" cy="146304"/>
+                          </a:xfrm>
+                          <a:prstGeom prst="rect"/>
+                        </pic:spPr>
+                      </pic:pic>
+                    </a:graphicData>
+                  </a:graphic>
+                </wp:inline>
+              </w:drawing>
+            </w:r>
+          </w:p>
+          <w:p>
+            <w:pPr>
+              <w:spacing w:before="40" w:after="40"/>
+              <w:ind w:left="1300" w:hanging="380"/>
+            </w:pPr>
+            <w:r>
+              <w:rPr>
+                <w:rFonts w:ascii="FreeSerif" w:hAnsi="FreeSerif" w:eastAsia="FreeSerif"/>
+                <w:b w:val="0"/>
+                <w:i w:val="0"/>
+                <w:color w:val="1A1A1A"/>
+                <w:sz w:val="22"/>
+              </w:rPr>
+              <w:t xml:space="preserve">○   </w:t>
+            </w:r>
+            <w:r>
+              <w:rPr>
+                <w:b w:val="0"/>
+                <w:i w:val="0"/>
+                <w:color w:val="1A1A1A"/>
+                <w:sz w:val="22"/>
+              </w:rPr>
+              <w:t xml:space="preserve">B.  </w:t>
+            </w:r>
+            <w:r>
+              <w:drawing>
+                <wp:inline xmlns:a="http://schemas.openxmlformats.org/drawingml/2006/main" xmlns:pic="http://schemas.openxmlformats.org/drawingml/2006/picture">
                   <wp:extent cx="649224" cy="146304"/>
-                  <wp:docPr id="54" name="Picture 54"/>
+                  <wp:docPr id="55" name="Picture 55"/>
                   <wp:cNvGraphicFramePr>
                     <a:graphicFrameLocks noChangeAspect="1"/>
                   </wp:cNvGraphicFramePr>
@@ -5011,7 +5070,7 @@
                           <pic:cNvPicPr/>
                         </pic:nvPicPr>
                         <pic:blipFill>
-                          <a:blip r:embed="rId61"/>
+                          <a:blip r:embed="rId62"/>
                           <a:stretch>
                             <a:fillRect/>
                           </a:stretch>
@@ -5052,13 +5111,13 @@
                 <w:color w:val="1A1A1A"/>
                 <w:sz w:val="22"/>
               </w:rPr>
-              <w:t xml:space="preserve">B.  </w:t>
+              <w:t xml:space="preserve">C.  </w:t>
             </w:r>
             <w:r>
               <w:drawing>
                 <wp:inline xmlns:a="http://schemas.openxmlformats.org/drawingml/2006/main" xmlns:pic="http://schemas.openxmlformats.org/drawingml/2006/picture">
                   <wp:extent cx="652272" cy="146304"/>
-                  <wp:docPr id="55" name="Picture 55"/>
+                  <wp:docPr id="56" name="Picture 56"/>
                   <wp:cNvGraphicFramePr>
                     <a:graphicFrameLocks noChangeAspect="1"/>
                   </wp:cNvGraphicFramePr>
@@ -5070,7 +5129,7 @@
                           <pic:cNvPicPr/>
                         </pic:nvPicPr>
                         <pic:blipFill>
-                          <a:blip r:embed="rId62"/>
+                          <a:blip r:embed="rId63"/>
                           <a:stretch>
                             <a:fillRect/>
                           </a:stretch>
@@ -5111,13 +5170,13 @@
                 <w:color w:val="1A1A1A"/>
                 <w:sz w:val="22"/>
               </w:rPr>
-              <w:t xml:space="preserve">C.  </w:t>
+              <w:t xml:space="preserve">D.  </w:t>
             </w:r>
             <w:r>
               <w:drawing>
                 <wp:inline xmlns:a="http://schemas.openxmlformats.org/drawingml/2006/main" xmlns:pic="http://schemas.openxmlformats.org/drawingml/2006/picture">
                   <wp:extent cx="612648" cy="146304"/>
-                  <wp:docPr id="56" name="Picture 56"/>
+                  <wp:docPr id="57" name="Picture 57"/>
                   <wp:cNvGraphicFramePr>
                     <a:graphicFrameLocks noChangeAspect="1"/>
                   </wp:cNvGraphicFramePr>
@@ -5129,7 +5188,7 @@
                           <pic:cNvPicPr/>
                         </pic:nvPicPr>
                         <pic:blipFill>
-                          <a:blip r:embed="rId63"/>
+                          <a:blip r:embed="rId64"/>
                           <a:stretch>
                             <a:fillRect/>
                           </a:stretch>
@@ -5138,65 +5197,6 @@
                           <a:xfrm>
                             <a:off x="0" y="0"/>
                             <a:ext cx="612648" cy="146304"/>
-                          </a:xfrm>
-                          <a:prstGeom prst="rect"/>
-                        </pic:spPr>
-                      </pic:pic>
-                    </a:graphicData>
-                  </a:graphic>
-                </wp:inline>
-              </w:drawing>
-            </w:r>
-          </w:p>
-          <w:p>
-            <w:pPr>
-              <w:spacing w:before="40" w:after="40"/>
-              <w:ind w:left="1300" w:hanging="380"/>
-            </w:pPr>
-            <w:r>
-              <w:rPr>
-                <w:rFonts w:ascii="FreeSerif" w:hAnsi="FreeSerif" w:eastAsia="FreeSerif"/>
-                <w:b w:val="0"/>
-                <w:i w:val="0"/>
-                <w:color w:val="1A1A1A"/>
-                <w:sz w:val="22"/>
-              </w:rPr>
-              <w:t xml:space="preserve">○   </w:t>
-            </w:r>
-            <w:r>
-              <w:rPr>
-                <w:b w:val="0"/>
-                <w:i w:val="0"/>
-                <w:color w:val="1A1A1A"/>
-                <w:sz w:val="22"/>
-              </w:rPr>
-              <w:t xml:space="preserve">D.  </w:t>
-            </w:r>
-            <w:r>
-              <w:drawing>
-                <wp:inline xmlns:a="http://schemas.openxmlformats.org/drawingml/2006/main" xmlns:pic="http://schemas.openxmlformats.org/drawingml/2006/picture">
-                  <wp:extent cx="569976" cy="146304"/>
-                  <wp:docPr id="57" name="Picture 57"/>
-                  <wp:cNvGraphicFramePr>
-                    <a:graphicFrameLocks noChangeAspect="1"/>
-                  </wp:cNvGraphicFramePr>
-                  <a:graphic>
-                    <a:graphicData uri="http://schemas.openxmlformats.org/drawingml/2006/picture">
-                      <pic:pic>
-                        <pic:nvPicPr>
-                          <pic:cNvPr id="0" name="090ec5c7c6588659.png"/>
-                          <pic:cNvPicPr/>
-                        </pic:nvPicPr>
-                        <pic:blipFill>
-                          <a:blip r:embed="rId64"/>
-                          <a:stretch>
-                            <a:fillRect/>
-                          </a:stretch>
-                        </pic:blipFill>
-                        <pic:spPr>
-                          <a:xfrm>
-                            <a:off x="0" y="0"/>
-                            <a:ext cx="569976" cy="146304"/>
                           </a:xfrm>
                           <a:prstGeom prst="rect"/>
                         </pic:spPr>
